--- a/Calendario2026/Actividades/A9_ACLs/v3/act9_matricula_v3_sol.docx
+++ b/Calendario2026/Actividades/A9_ACLs/v3/act9_matricula_v3_sol.docx
@@ -172,7 +172,7 @@
                                     </pic:cNvPicPr>
                                   </pic:nvPicPr>
                                   <pic:blipFill>
-                                    <a:blip r:embed="rId5">
+                                    <a:blip r:embed="rId6">
                                       <a:extLst>
                                         <a:ext uri="{28A0092B-C50C-407E-A947-70E740481C1C}">
                                           <a14:useLocalDpi xmlns:a14="http://schemas.microsoft.com/office/drawing/2010/main" val="0"/>
@@ -339,7 +339,21 @@
         <w:rPr>
           <w:rFonts w:ascii="Arial" w:hAnsi="Arial" w:cs="Arial"/>
         </w:rPr>
-        <w:t xml:space="preserve"> para instalar las ACLs y comprobar su funcionamiento correcto.</w:t>
+        <w:t xml:space="preserve"> para instalar las </w:t>
+      </w:r>
+      <w:proofErr w:type="spellStart"/>
+      <w:r>
+        <w:rPr>
+          <w:rFonts w:ascii="Arial" w:hAnsi="Arial" w:cs="Arial"/>
+        </w:rPr>
+        <w:t>ACLs</w:t>
+      </w:r>
+      <w:proofErr w:type="spellEnd"/>
+      <w:r>
+        <w:rPr>
+          <w:rFonts w:ascii="Arial" w:hAnsi="Arial" w:cs="Arial"/>
+        </w:rPr>
+        <w:t xml:space="preserve"> y comprobar su funcionamiento correcto.</w:t>
       </w:r>
     </w:p>
     <w:p>
@@ -354,13 +368,55 @@
         <w:rPr>
           <w:rFonts w:ascii="Arial" w:hAnsi="Arial" w:cs="Arial"/>
         </w:rPr>
-        <w:t>En la realización de esta actividad debes considerar como independiente cada una de las ACLs. Para probar con éxito las ACLs en P</w:t>
-      </w:r>
-      <w:r>
-        <w:rPr>
-          <w:rFonts w:ascii="Arial" w:hAnsi="Arial" w:cs="Arial"/>
-        </w:rPr>
-        <w:t xml:space="preserve">acket </w:t>
+        <w:t xml:space="preserve">En la realización de esta actividad debes considerar como independiente cada una de las </w:t>
+      </w:r>
+      <w:proofErr w:type="spellStart"/>
+      <w:r>
+        <w:rPr>
+          <w:rFonts w:ascii="Arial" w:hAnsi="Arial" w:cs="Arial"/>
+        </w:rPr>
+        <w:t>ACLs</w:t>
+      </w:r>
+      <w:proofErr w:type="spellEnd"/>
+      <w:r>
+        <w:rPr>
+          <w:rFonts w:ascii="Arial" w:hAnsi="Arial" w:cs="Arial"/>
+        </w:rPr>
+        <w:t xml:space="preserve">. Para probar con éxito las </w:t>
+      </w:r>
+      <w:proofErr w:type="spellStart"/>
+      <w:r>
+        <w:rPr>
+          <w:rFonts w:ascii="Arial" w:hAnsi="Arial" w:cs="Arial"/>
+        </w:rPr>
+        <w:t>ACLs</w:t>
+      </w:r>
+      <w:proofErr w:type="spellEnd"/>
+      <w:r>
+        <w:rPr>
+          <w:rFonts w:ascii="Arial" w:hAnsi="Arial" w:cs="Arial"/>
+        </w:rPr>
+        <w:t xml:space="preserve"> en </w:t>
+      </w:r>
+      <w:proofErr w:type="spellStart"/>
+      <w:r>
+        <w:rPr>
+          <w:rFonts w:ascii="Arial" w:hAnsi="Arial" w:cs="Arial"/>
+        </w:rPr>
+        <w:t>P</w:t>
+      </w:r>
+      <w:r>
+        <w:rPr>
+          <w:rFonts w:ascii="Arial" w:hAnsi="Arial" w:cs="Arial"/>
+        </w:rPr>
+        <w:t>acket</w:t>
+      </w:r>
+      <w:proofErr w:type="spellEnd"/>
+      <w:r>
+        <w:rPr>
+          <w:rFonts w:ascii="Arial" w:hAnsi="Arial" w:cs="Arial"/>
+        </w:rPr>
+        <w:t xml:space="preserve"> </w:t>
       </w:r>
       <w:r>
         <w:rPr>
@@ -378,7 +434,21 @@
         <w:rPr>
           <w:rFonts w:ascii="Arial" w:hAnsi="Arial" w:cs="Arial"/>
         </w:rPr>
-        <w:t xml:space="preserve"> se te recomienda desactivar las ACLs previas </w:t>
+        <w:t xml:space="preserve"> se te recomienda desactivar las </w:t>
+      </w:r>
+      <w:proofErr w:type="spellStart"/>
+      <w:r>
+        <w:rPr>
+          <w:rFonts w:ascii="Arial" w:hAnsi="Arial" w:cs="Arial"/>
+        </w:rPr>
+        <w:t>ACLs</w:t>
+      </w:r>
+      <w:proofErr w:type="spellEnd"/>
+      <w:r>
+        <w:rPr>
+          <w:rFonts w:ascii="Arial" w:hAnsi="Arial" w:cs="Arial"/>
+        </w:rPr>
+        <w:t xml:space="preserve"> previas </w:t>
       </w:r>
       <w:r>
         <w:rPr>
@@ -470,7 +540,7 @@
                                           <pic:cNvPicPr/>
                                         </pic:nvPicPr>
                                         <pic:blipFill>
-                                          <a:blip r:embed="rId6"/>
+                                          <a:blip r:embed="rId7"/>
                                           <a:stretch>
                                             <a:fillRect/>
                                           </a:stretch>
@@ -534,7 +604,7 @@
                                     <pic:cNvPicPr/>
                                   </pic:nvPicPr>
                                   <pic:blipFill>
-                                    <a:blip r:embed="rId6"/>
+                                    <a:blip r:embed="rId8"/>
                                     <a:stretch>
                                       <a:fillRect/>
                                     </a:stretch>
@@ -1000,71 +1070,32 @@
           <w:rFonts w:ascii="Arial" w:hAnsi="Arial" w:cs="Arial"/>
           <w:color w:val="0D0D0D" w:themeColor="text1" w:themeTint="F2"/>
         </w:rPr>
-        <w:t xml:space="preserve">todos los equipos de las </w:t>
+        <w:t xml:space="preserve">todos los equipos de la </w:t>
       </w:r>
       <w:r>
         <w:rPr>
           <w:rFonts w:ascii="Arial" w:hAnsi="Arial" w:cs="Arial"/>
           <w:color w:val="0D0D0D" w:themeColor="text1" w:themeTint="F2"/>
         </w:rPr>
-        <w:t>subred</w:t>
-      </w:r>
-      <w:r>
-        <w:rPr>
-          <w:rFonts w:ascii="Arial" w:hAnsi="Arial" w:cs="Arial"/>
+        <w:t xml:space="preserve">subred de </w:t>
+      </w:r>
+      <w:proofErr w:type="gramStart"/>
+      <w:r>
+        <w:rPr>
+          <w:rFonts w:ascii="Arial" w:hAnsi="Arial" w:cs="Arial"/>
+          <w:b/>
+          <w:bCs/>
           <w:color w:val="0D0D0D" w:themeColor="text1" w:themeTint="F2"/>
         </w:rPr>
-        <w:t>es</w:t>
-      </w:r>
+        <w:t>Directores</w:t>
+      </w:r>
+      <w:proofErr w:type="gramEnd"/>
       <w:r>
         <w:rPr>
           <w:rFonts w:ascii="Arial" w:hAnsi="Arial" w:cs="Arial"/>
           <w:color w:val="0D0D0D" w:themeColor="text1" w:themeTint="F2"/>
         </w:rPr>
-        <w:t xml:space="preserve"> de </w:t>
-      </w:r>
-      <w:r>
-        <w:rPr>
-          <w:rFonts w:ascii="Arial" w:hAnsi="Arial" w:cs="Arial"/>
-          <w:b/>
-          <w:bCs/>
-          <w:color w:val="0D0D0D" w:themeColor="text1" w:themeTint="F2"/>
-        </w:rPr>
-        <w:t>Directores</w:t>
-      </w:r>
-      <w:r>
-        <w:rPr>
-          <w:rFonts w:ascii="Arial" w:hAnsi="Arial" w:cs="Arial"/>
-          <w:b/>
-          <w:bCs/>
-          <w:color w:val="0D0D0D" w:themeColor="text1" w:themeTint="F2"/>
-        </w:rPr>
-        <w:t xml:space="preserve"> y</w:t>
-      </w:r>
-      <w:r>
-        <w:rPr>
-          <w:rFonts w:ascii="Arial" w:hAnsi="Arial" w:cs="Arial"/>
-          <w:b/>
-          <w:bCs/>
-          <w:color w:val="0D0D0D" w:themeColor="text1" w:themeTint="F2"/>
-        </w:rPr>
-        <w:t xml:space="preserve"> </w:t>
-      </w:r>
-      <w:r>
-        <w:rPr>
-          <w:rFonts w:ascii="Arial" w:hAnsi="Arial" w:cs="Arial"/>
-          <w:b/>
-          <w:bCs/>
-          <w:color w:val="0D0D0D" w:themeColor="text1" w:themeTint="F2"/>
-        </w:rPr>
-        <w:t>Profesores</w:t>
-      </w:r>
-      <w:r>
-        <w:rPr>
-          <w:rFonts w:ascii="Arial" w:hAnsi="Arial" w:cs="Arial"/>
-          <w:color w:val="0D0D0D" w:themeColor="text1" w:themeTint="F2"/>
-        </w:rPr>
-        <w:t xml:space="preserve"> tengan acceso </w:t>
+        <w:t xml:space="preserve"> tenga acceso </w:t>
       </w:r>
       <w:r>
         <w:rPr>
@@ -1232,6 +1263,7 @@
           <w:szCs w:val="20"/>
         </w:rPr>
       </w:pPr>
+      <w:proofErr w:type="spellStart"/>
       <w:r>
         <w:rPr>
           <w:rFonts w:ascii="Arial" w:hAnsi="Arial" w:cs="Arial"/>
@@ -1239,7 +1271,37 @@
           <w:sz w:val="20"/>
           <w:szCs w:val="20"/>
         </w:rPr>
-        <w:t>router(config)#</w:t>
+        <w:t>router</w:t>
+      </w:r>
+      <w:proofErr w:type="spellEnd"/>
+      <w:r>
+        <w:rPr>
+          <w:rFonts w:ascii="Arial" w:hAnsi="Arial" w:cs="Arial"/>
+          <w:color w:val="2D3B45"/>
+          <w:sz w:val="20"/>
+          <w:szCs w:val="20"/>
+        </w:rPr>
+        <w:t>(</w:t>
+      </w:r>
+      <w:proofErr w:type="spellStart"/>
+      <w:r>
+        <w:rPr>
+          <w:rFonts w:ascii="Arial" w:hAnsi="Arial" w:cs="Arial"/>
+          <w:color w:val="2D3B45"/>
+          <w:sz w:val="20"/>
+          <w:szCs w:val="20"/>
+        </w:rPr>
+        <w:t>config</w:t>
+      </w:r>
+      <w:proofErr w:type="spellEnd"/>
+      <w:r>
+        <w:rPr>
+          <w:rFonts w:ascii="Arial" w:hAnsi="Arial" w:cs="Arial"/>
+          <w:color w:val="2D3B45"/>
+          <w:sz w:val="20"/>
+          <w:szCs w:val="20"/>
+        </w:rPr>
+        <w:t>)#</w:t>
       </w:r>
     </w:p>
     <w:p>
@@ -1263,7 +1325,27 @@
           <w:sz w:val="20"/>
           <w:szCs w:val="20"/>
         </w:rPr>
-        <w:t xml:space="preserve">¿En qué router instalarás esta lista de control de acceso? </w:t>
+        <w:t xml:space="preserve">¿En qué </w:t>
+      </w:r>
+      <w:proofErr w:type="spellStart"/>
+      <w:r>
+        <w:rPr>
+          <w:rFonts w:ascii="Arial" w:hAnsi="Arial" w:cs="Arial"/>
+          <w:color w:val="2D3B45"/>
+          <w:sz w:val="20"/>
+          <w:szCs w:val="20"/>
+        </w:rPr>
+        <w:t>router</w:t>
+      </w:r>
+      <w:proofErr w:type="spellEnd"/>
+      <w:r>
+        <w:rPr>
+          <w:rFonts w:ascii="Arial" w:hAnsi="Arial" w:cs="Arial"/>
+          <w:color w:val="2D3B45"/>
+          <w:sz w:val="20"/>
+          <w:szCs w:val="20"/>
+        </w:rPr>
+        <w:t xml:space="preserve"> instalarás esta lista de control de acceso? </w:t>
       </w:r>
     </w:p>
     <w:p>
@@ -1315,8 +1397,20 @@
           <w:szCs w:val="20"/>
           <w:lang w:val="en-US"/>
         </w:rPr>
-        <w:t>router(config-if)#</w:t>
-      </w:r>
+        <w:t>router(config-</w:t>
+      </w:r>
+      <w:proofErr w:type="gramStart"/>
+      <w:r>
+        <w:rPr>
+          <w:rFonts w:ascii="Arial" w:hAnsi="Arial" w:cs="Arial"/>
+          <w:color w:val="2D3B45"/>
+          <w:sz w:val="20"/>
+          <w:szCs w:val="20"/>
+          <w:lang w:val="en-US"/>
+        </w:rPr>
+        <w:t>if)#</w:t>
+      </w:r>
+      <w:proofErr w:type="gramEnd"/>
     </w:p>
     <w:tbl>
       <w:tblPr>
@@ -1769,7 +1863,7 @@
                 <w:rFonts w:ascii="Arial" w:hAnsi="Arial" w:cs="Arial"/>
                 <w:color w:val="FF0000"/>
               </w:rPr>
-              <w:t>Fail</w:t>
+              <w:t>Success</w:t>
             </w:r>
           </w:p>
         </w:tc>
@@ -2722,8 +2816,33 @@
           <w:szCs w:val="24"/>
           <w:lang w:val="en-US"/>
         </w:rPr>
-        <w:t xml:space="preserve">access-list 120 remark Impedir </w:t>
-      </w:r>
+        <w:t xml:space="preserve">access-list 120 remark </w:t>
+      </w:r>
+      <w:proofErr w:type="spellStart"/>
+      <w:r>
+        <w:rPr>
+          <w:rFonts w:ascii="Arial" w:hAnsi="Arial" w:cs="Arial"/>
+          <w:b/>
+          <w:bCs/>
+          <w:sz w:val="24"/>
+          <w:szCs w:val="24"/>
+          <w:lang w:val="en-US"/>
+        </w:rPr>
+        <w:t>Impedir</w:t>
+      </w:r>
+      <w:proofErr w:type="spellEnd"/>
+      <w:r>
+        <w:rPr>
+          <w:rFonts w:ascii="Arial" w:hAnsi="Arial" w:cs="Arial"/>
+          <w:b/>
+          <w:bCs/>
+          <w:sz w:val="24"/>
+          <w:szCs w:val="24"/>
+          <w:lang w:val="en-US"/>
+        </w:rPr>
+        <w:t xml:space="preserve"> </w:t>
+      </w:r>
+      <w:proofErr w:type="spellStart"/>
       <w:r>
         <w:rPr>
           <w:rFonts w:ascii="Arial" w:hAnsi="Arial" w:cs="Arial"/>
@@ -2735,16 +2854,65 @@
         </w:rPr>
         <w:t>Directores</w:t>
       </w:r>
-      <w:r>
-        <w:rPr>
-          <w:rFonts w:ascii="Arial" w:hAnsi="Arial" w:cs="Arial"/>
-          <w:b/>
-          <w:bCs/>
-          <w:sz w:val="24"/>
-          <w:szCs w:val="24"/>
-          <w:lang w:val="en-US"/>
-        </w:rPr>
-        <w:t xml:space="preserve"> y Profesores acceso por Web a Facebook</w:t>
+      <w:proofErr w:type="spellEnd"/>
+      <w:r>
+        <w:rPr>
+          <w:rFonts w:ascii="Arial" w:hAnsi="Arial" w:cs="Arial"/>
+          <w:b/>
+          <w:bCs/>
+          <w:sz w:val="24"/>
+          <w:szCs w:val="24"/>
+          <w:lang w:val="en-US"/>
+        </w:rPr>
+        <w:t xml:space="preserve"> </w:t>
+      </w:r>
+      <w:proofErr w:type="spellStart"/>
+      <w:r>
+        <w:rPr>
+          <w:rFonts w:ascii="Arial" w:hAnsi="Arial" w:cs="Arial"/>
+          <w:b/>
+          <w:bCs/>
+          <w:sz w:val="24"/>
+          <w:szCs w:val="24"/>
+          <w:lang w:val="en-US"/>
+        </w:rPr>
+        <w:t>acceso</w:t>
+      </w:r>
+      <w:proofErr w:type="spellEnd"/>
+      <w:r>
+        <w:rPr>
+          <w:rFonts w:ascii="Arial" w:hAnsi="Arial" w:cs="Arial"/>
+          <w:b/>
+          <w:bCs/>
+          <w:sz w:val="24"/>
+          <w:szCs w:val="24"/>
+          <w:lang w:val="en-US"/>
+        </w:rPr>
+        <w:t xml:space="preserve"> </w:t>
+      </w:r>
+      <w:proofErr w:type="spellStart"/>
+      <w:r>
+        <w:rPr>
+          <w:rFonts w:ascii="Arial" w:hAnsi="Arial" w:cs="Arial"/>
+          <w:b/>
+          <w:bCs/>
+          <w:sz w:val="24"/>
+          <w:szCs w:val="24"/>
+          <w:lang w:val="en-US"/>
+        </w:rPr>
+        <w:t>por</w:t>
+      </w:r>
+      <w:proofErr w:type="spellEnd"/>
+      <w:r>
+        <w:rPr>
+          <w:rFonts w:ascii="Arial" w:hAnsi="Arial" w:cs="Arial"/>
+          <w:b/>
+          <w:bCs/>
+          <w:sz w:val="24"/>
+          <w:szCs w:val="24"/>
+          <w:lang w:val="en-US"/>
+        </w:rPr>
+        <w:t xml:space="preserve"> Web a Facebook</w:t>
       </w:r>
     </w:p>
     <w:p>
@@ -2790,7 +2958,31 @@
           <w:szCs w:val="24"/>
           <w:lang w:val="en-US"/>
         </w:rPr>
-        <w:t xml:space="preserve"> deny tcp 132.254.89.</w:t>
+        <w:t xml:space="preserve"> deny </w:t>
+      </w:r>
+      <w:proofErr w:type="spellStart"/>
+      <w:r>
+        <w:rPr>
+          <w:rFonts w:ascii="Arial" w:hAnsi="Arial" w:cs="Arial"/>
+          <w:b/>
+          <w:bCs/>
+          <w:sz w:val="24"/>
+          <w:szCs w:val="24"/>
+          <w:lang w:val="en-US"/>
+        </w:rPr>
+        <w:t>tcp</w:t>
+      </w:r>
+      <w:proofErr w:type="spellEnd"/>
+      <w:r>
+        <w:rPr>
+          <w:rFonts w:ascii="Arial" w:hAnsi="Arial" w:cs="Arial"/>
+          <w:b/>
+          <w:bCs/>
+          <w:sz w:val="24"/>
+          <w:szCs w:val="24"/>
+          <w:lang w:val="en-US"/>
+        </w:rPr>
+        <w:t xml:space="preserve"> 132.254.89.</w:t>
       </w:r>
       <w:r>
         <w:rPr>
@@ -2902,73 +3094,55 @@
           <w:szCs w:val="24"/>
           <w:lang w:val="en-US"/>
         </w:rPr>
-        <w:t xml:space="preserve"> deny tcp 132.254.89.</w:t>
-      </w:r>
-      <w:r>
-        <w:rPr>
-          <w:rFonts w:ascii="Arial" w:hAnsi="Arial" w:cs="Arial"/>
-          <w:b/>
-          <w:bCs/>
-          <w:sz w:val="24"/>
-          <w:szCs w:val="24"/>
-          <w:lang w:val="en-US"/>
-        </w:rPr>
-        <w:t>128</w:t>
-      </w:r>
-      <w:r>
-        <w:rPr>
-          <w:rFonts w:ascii="Arial" w:hAnsi="Arial" w:cs="Arial"/>
-          <w:b/>
-          <w:bCs/>
-          <w:sz w:val="24"/>
-          <w:szCs w:val="24"/>
-          <w:lang w:val="en-US"/>
-        </w:rPr>
-        <w:t xml:space="preserve"> 0.0.0.</w:t>
-      </w:r>
-      <w:r>
-        <w:rPr>
-          <w:rFonts w:ascii="Arial" w:hAnsi="Arial" w:cs="Arial"/>
-          <w:b/>
-          <w:bCs/>
-          <w:sz w:val="24"/>
-          <w:szCs w:val="24"/>
-          <w:lang w:val="en-US"/>
-        </w:rPr>
-        <w:t>63</w:t>
-      </w:r>
-      <w:r>
-        <w:rPr>
-          <w:rFonts w:ascii="Arial" w:hAnsi="Arial" w:cs="Arial"/>
-          <w:b/>
-          <w:bCs/>
-          <w:sz w:val="24"/>
-          <w:szCs w:val="24"/>
-          <w:lang w:val="en-US"/>
-        </w:rPr>
-        <w:t xml:space="preserve"> host </w:t>
-      </w:r>
-      <w:r>
-        <w:rPr>
-          <w:rFonts w:ascii="Arial" w:hAnsi="Arial" w:cs="Arial"/>
-          <w:b/>
-          <w:bCs/>
-          <w:sz w:val="24"/>
-          <w:szCs w:val="24"/>
-          <w:lang w:val="en-US"/>
-        </w:rPr>
-        <w:t>65.0.1.10</w:t>
-      </w:r>
-      <w:r>
-        <w:rPr>
-          <w:rFonts w:ascii="Arial" w:hAnsi="Arial" w:cs="Arial"/>
-          <w:b/>
-          <w:bCs/>
-          <w:sz w:val="24"/>
-          <w:szCs w:val="24"/>
-          <w:lang w:val="en-US"/>
-        </w:rPr>
-        <w:t xml:space="preserve"> eq 80</w:t>
+        <w:t xml:space="preserve"> permit </w:t>
+      </w:r>
+      <w:proofErr w:type="spellStart"/>
+      <w:r>
+        <w:rPr>
+          <w:rFonts w:ascii="Arial" w:hAnsi="Arial" w:cs="Arial"/>
+          <w:b/>
+          <w:bCs/>
+          <w:sz w:val="24"/>
+          <w:szCs w:val="24"/>
+          <w:lang w:val="en-US"/>
+        </w:rPr>
+        <w:t>ip</w:t>
+      </w:r>
+      <w:proofErr w:type="spellEnd"/>
+      <w:r>
+        <w:rPr>
+          <w:rFonts w:ascii="Arial" w:hAnsi="Arial" w:cs="Arial"/>
+          <w:b/>
+          <w:bCs/>
+          <w:sz w:val="24"/>
+          <w:szCs w:val="24"/>
+          <w:lang w:val="en-US"/>
+        </w:rPr>
+        <w:t xml:space="preserve"> any </w:t>
+      </w:r>
+      <w:proofErr w:type="spellStart"/>
+      <w:r>
+        <w:rPr>
+          <w:rFonts w:ascii="Arial" w:hAnsi="Arial" w:cs="Arial"/>
+          <w:b/>
+          <w:bCs/>
+          <w:sz w:val="24"/>
+          <w:szCs w:val="24"/>
+          <w:lang w:val="en-US"/>
+        </w:rPr>
+        <w:t>any</w:t>
+      </w:r>
+      <w:proofErr w:type="spellEnd"/>
+      <w:r>
+        <w:rPr>
+          <w:rFonts w:ascii="Arial" w:hAnsi="Arial" w:cs="Arial"/>
+          <w:b/>
+          <w:bCs/>
+          <w:sz w:val="24"/>
+          <w:szCs w:val="24"/>
+          <w:lang w:val="en-US"/>
+        </w:rPr>
+        <w:t xml:space="preserve"> </w:t>
       </w:r>
     </w:p>
     <w:p>
@@ -2983,16 +3157,88 @@
           <w:lang w:val="en-US"/>
         </w:rPr>
       </w:pPr>
-      <w:r>
-        <w:rPr>
-          <w:rFonts w:ascii="Arial" w:hAnsi="Arial" w:cs="Arial"/>
-          <w:b/>
-          <w:bCs/>
-          <w:sz w:val="24"/>
-          <w:szCs w:val="24"/>
-          <w:lang w:val="en-US"/>
-        </w:rPr>
-        <w:t>access-list 1</w:t>
+    </w:p>
+    <w:p>
+      <w:pPr>
+        <w:ind w:left="360"/>
+        <w:rPr>
+          <w:rFonts w:ascii="Arial" w:hAnsi="Arial" w:cs="Arial"/>
+          <w:b/>
+          <w:bCs/>
+          <w:sz w:val="24"/>
+          <w:szCs w:val="24"/>
+          <w:lang w:val="en-US"/>
+        </w:rPr>
+      </w:pPr>
+      <w:r>
+        <w:rPr>
+          <w:rFonts w:ascii="Arial" w:hAnsi="Arial" w:cs="Arial"/>
+          <w:b/>
+          <w:bCs/>
+          <w:sz w:val="24"/>
+          <w:szCs w:val="24"/>
+          <w:lang w:val="en-US"/>
+        </w:rPr>
+        <w:t xml:space="preserve">int </w:t>
+      </w:r>
+      <w:r>
+        <w:rPr>
+          <w:rFonts w:ascii="Arial" w:hAnsi="Arial" w:cs="Arial"/>
+          <w:b/>
+          <w:bCs/>
+          <w:sz w:val="24"/>
+          <w:szCs w:val="24"/>
+          <w:lang w:val="en-US"/>
+        </w:rPr>
+        <w:t>g0/0</w:t>
+      </w:r>
+      <w:r>
+        <w:rPr>
+          <w:rFonts w:ascii="Arial" w:hAnsi="Arial" w:cs="Arial"/>
+          <w:b/>
+          <w:bCs/>
+          <w:sz w:val="24"/>
+          <w:szCs w:val="24"/>
+          <w:lang w:val="en-US"/>
+        </w:rPr>
+        <w:t>.10</w:t>
+      </w:r>
+    </w:p>
+    <w:p>
+      <w:pPr>
+        <w:ind w:left="360"/>
+        <w:rPr>
+          <w:rFonts w:ascii="Arial" w:hAnsi="Arial" w:cs="Arial"/>
+          <w:b/>
+          <w:bCs/>
+          <w:sz w:val="24"/>
+          <w:szCs w:val="24"/>
+          <w:lang w:val="en-US"/>
+        </w:rPr>
+      </w:pPr>
+      <w:proofErr w:type="spellStart"/>
+      <w:r>
+        <w:rPr>
+          <w:rFonts w:ascii="Arial" w:hAnsi="Arial" w:cs="Arial"/>
+          <w:b/>
+          <w:bCs/>
+          <w:sz w:val="24"/>
+          <w:szCs w:val="24"/>
+          <w:lang w:val="en-US"/>
+        </w:rPr>
+        <w:t>ip</w:t>
+      </w:r>
+      <w:proofErr w:type="spellEnd"/>
+      <w:r>
+        <w:rPr>
+          <w:rFonts w:ascii="Arial" w:hAnsi="Arial" w:cs="Arial"/>
+          <w:b/>
+          <w:bCs/>
+          <w:sz w:val="24"/>
+          <w:szCs w:val="24"/>
+          <w:lang w:val="en-US"/>
+        </w:rPr>
+        <w:t xml:space="preserve"> access-group 1</w:t>
       </w:r>
       <w:r>
         <w:rPr>
@@ -3014,113 +3260,35 @@
           <w:szCs w:val="24"/>
           <w:lang w:val="en-US"/>
         </w:rPr>
-        <w:t xml:space="preserve"> permit ip any any </w:t>
-      </w:r>
-    </w:p>
-    <w:p>
-      <w:pPr>
+        <w:t xml:space="preserve"> </w:t>
+      </w:r>
+      <w:r>
+        <w:rPr>
+          <w:rFonts w:ascii="Arial" w:hAnsi="Arial" w:cs="Arial"/>
+          <w:b/>
+          <w:bCs/>
+          <w:sz w:val="24"/>
+          <w:szCs w:val="24"/>
+          <w:lang w:val="en-US"/>
+        </w:rPr>
+        <w:t>in</w:t>
+      </w:r>
+    </w:p>
+    <w:p>
+      <w:pPr>
+        <w:pStyle w:val="NormalWeb"/>
+        <w:shd w:val="clear" w:color="auto" w:fill="FFFFFF"/>
+        <w:spacing w:before="0" w:beforeAutospacing="0" w:after="0" w:afterAutospacing="0" w:line="340" w:lineRule="exact"/>
         <w:ind w:left="360"/>
-        <w:rPr>
-          <w:rFonts w:ascii="Arial" w:hAnsi="Arial" w:cs="Arial"/>
-          <w:b/>
-          <w:bCs/>
-          <w:sz w:val="24"/>
-          <w:szCs w:val="24"/>
-          <w:lang w:val="en-US"/>
-        </w:rPr>
-      </w:pPr>
-    </w:p>
-    <w:p>
-      <w:pPr>
-        <w:ind w:left="360"/>
-        <w:rPr>
-          <w:rFonts w:ascii="Arial" w:hAnsi="Arial" w:cs="Arial"/>
-          <w:b/>
-          <w:bCs/>
-          <w:sz w:val="24"/>
-          <w:szCs w:val="24"/>
-          <w:lang w:val="en-US"/>
-        </w:rPr>
-      </w:pPr>
-      <w:r>
-        <w:rPr>
-          <w:rFonts w:ascii="Arial" w:hAnsi="Arial" w:cs="Arial"/>
-          <w:b/>
-          <w:bCs/>
-          <w:sz w:val="24"/>
-          <w:szCs w:val="24"/>
-          <w:lang w:val="en-US"/>
-        </w:rPr>
-        <w:t xml:space="preserve">int </w:t>
-      </w:r>
-      <w:r>
-        <w:rPr>
-          <w:rFonts w:ascii="Arial" w:hAnsi="Arial" w:cs="Arial"/>
-          <w:b/>
-          <w:bCs/>
-          <w:sz w:val="24"/>
-          <w:szCs w:val="24"/>
-          <w:lang w:val="en-US"/>
-        </w:rPr>
-        <w:t>s0/0/0</w:t>
-      </w:r>
-    </w:p>
-    <w:p>
-      <w:pPr>
-        <w:ind w:left="360"/>
-        <w:rPr>
-          <w:rFonts w:ascii="Arial" w:hAnsi="Arial" w:cs="Arial"/>
-          <w:b/>
-          <w:bCs/>
-          <w:sz w:val="24"/>
-          <w:szCs w:val="24"/>
-          <w:lang w:val="en-US"/>
-        </w:rPr>
-      </w:pPr>
-      <w:r>
-        <w:rPr>
-          <w:rFonts w:ascii="Arial" w:hAnsi="Arial" w:cs="Arial"/>
-          <w:b/>
-          <w:bCs/>
-          <w:sz w:val="24"/>
-          <w:szCs w:val="24"/>
-          <w:lang w:val="en-US"/>
-        </w:rPr>
-        <w:t>ip access-group 1</w:t>
-      </w:r>
-      <w:r>
-        <w:rPr>
-          <w:rFonts w:ascii="Arial" w:hAnsi="Arial" w:cs="Arial"/>
-          <w:b/>
-          <w:bCs/>
-          <w:sz w:val="24"/>
-          <w:szCs w:val="24"/>
-          <w:lang w:val="en-US"/>
-        </w:rPr>
-        <w:t>20</w:t>
-      </w:r>
-      <w:r>
-        <w:rPr>
-          <w:rFonts w:ascii="Arial" w:hAnsi="Arial" w:cs="Arial"/>
-          <w:b/>
-          <w:bCs/>
-          <w:sz w:val="24"/>
-          <w:szCs w:val="24"/>
-          <w:lang w:val="en-US"/>
-        </w:rPr>
-        <w:t xml:space="preserve"> </w:t>
-      </w:r>
-      <w:r>
-        <w:rPr>
-          <w:rFonts w:ascii="Arial" w:hAnsi="Arial" w:cs="Arial"/>
-          <w:b/>
-          <w:bCs/>
-          <w:sz w:val="24"/>
-          <w:szCs w:val="24"/>
-          <w:lang w:val="en-US"/>
-        </w:rPr>
-        <w:t>out</w:t>
-      </w:r>
+        <w:jc w:val="both"/>
+        <w:rPr>
+          <w:rFonts w:ascii="Arial" w:hAnsi="Arial" w:cs="Arial"/>
+          <w:color w:val="2D3B45"/>
+          <w:sz w:val="20"/>
+          <w:szCs w:val="20"/>
+          <w:lang w:val="en-US"/>
+        </w:rPr>
+      </w:pPr>
     </w:p>
     <w:p>
       <w:pPr>
@@ -3466,6 +3634,7 @@
         </w:rPr>
         <w:t xml:space="preserve"> de </w:t>
       </w:r>
+      <w:proofErr w:type="gramStart"/>
       <w:r>
         <w:rPr>
           <w:rFonts w:ascii="Arial" w:hAnsi="Arial" w:cs="Arial"/>
@@ -3488,6 +3657,7 @@
         </w:rPr>
         <w:t>ores</w:t>
       </w:r>
+      <w:proofErr w:type="gramEnd"/>
       <w:r>
         <w:rPr>
           <w:rFonts w:ascii="Arial" w:hAnsi="Arial" w:cs="Arial"/>
@@ -3610,6 +3780,7 @@
           <w:szCs w:val="20"/>
         </w:rPr>
       </w:pPr>
+      <w:proofErr w:type="spellStart"/>
       <w:r>
         <w:rPr>
           <w:rFonts w:ascii="Arial" w:hAnsi="Arial" w:cs="Arial"/>
@@ -3617,7 +3788,37 @@
           <w:sz w:val="20"/>
           <w:szCs w:val="20"/>
         </w:rPr>
-        <w:t>router(config)#</w:t>
+        <w:t>router</w:t>
+      </w:r>
+      <w:proofErr w:type="spellEnd"/>
+      <w:r>
+        <w:rPr>
+          <w:rFonts w:ascii="Arial" w:hAnsi="Arial" w:cs="Arial"/>
+          <w:color w:val="2D3B45"/>
+          <w:sz w:val="20"/>
+          <w:szCs w:val="20"/>
+        </w:rPr>
+        <w:t>(</w:t>
+      </w:r>
+      <w:proofErr w:type="spellStart"/>
+      <w:r>
+        <w:rPr>
+          <w:rFonts w:ascii="Arial" w:hAnsi="Arial" w:cs="Arial"/>
+          <w:color w:val="2D3B45"/>
+          <w:sz w:val="20"/>
+          <w:szCs w:val="20"/>
+        </w:rPr>
+        <w:t>config</w:t>
+      </w:r>
+      <w:proofErr w:type="spellEnd"/>
+      <w:r>
+        <w:rPr>
+          <w:rFonts w:ascii="Arial" w:hAnsi="Arial" w:cs="Arial"/>
+          <w:color w:val="2D3B45"/>
+          <w:sz w:val="20"/>
+          <w:szCs w:val="20"/>
+        </w:rPr>
+        <w:t>)#</w:t>
       </w:r>
     </w:p>
     <w:p>
@@ -3641,7 +3842,27 @@
           <w:sz w:val="20"/>
           <w:szCs w:val="20"/>
         </w:rPr>
-        <w:t xml:space="preserve">¿En qué router instalarás esta lista de control de acceso? </w:t>
+        <w:t xml:space="preserve">¿En qué </w:t>
+      </w:r>
+      <w:proofErr w:type="spellStart"/>
+      <w:r>
+        <w:rPr>
+          <w:rFonts w:ascii="Arial" w:hAnsi="Arial" w:cs="Arial"/>
+          <w:color w:val="2D3B45"/>
+          <w:sz w:val="20"/>
+          <w:szCs w:val="20"/>
+        </w:rPr>
+        <w:t>router</w:t>
+      </w:r>
+      <w:proofErr w:type="spellEnd"/>
+      <w:r>
+        <w:rPr>
+          <w:rFonts w:ascii="Arial" w:hAnsi="Arial" w:cs="Arial"/>
+          <w:color w:val="2D3B45"/>
+          <w:sz w:val="20"/>
+          <w:szCs w:val="20"/>
+        </w:rPr>
+        <w:t xml:space="preserve"> instalarás esta lista de control de acceso? </w:t>
       </w:r>
     </w:p>
     <w:p>
@@ -3693,8 +3914,20 @@
           <w:szCs w:val="20"/>
           <w:lang w:val="en-US"/>
         </w:rPr>
-        <w:t>router(config-if)#</w:t>
-      </w:r>
+        <w:t>router(config-</w:t>
+      </w:r>
+      <w:proofErr w:type="gramStart"/>
+      <w:r>
+        <w:rPr>
+          <w:rFonts w:ascii="Arial" w:hAnsi="Arial" w:cs="Arial"/>
+          <w:color w:val="2D3B45"/>
+          <w:sz w:val="20"/>
+          <w:szCs w:val="20"/>
+          <w:lang w:val="en-US"/>
+        </w:rPr>
+        <w:t>if)#</w:t>
+      </w:r>
+      <w:proofErr w:type="gramEnd"/>
     </w:p>
     <w:tbl>
       <w:tblPr>
@@ -4360,8 +4593,21 @@
           <w:szCs w:val="24"/>
           <w:lang w:val="es-MX"/>
         </w:rPr>
-        <w:t>!RouterB</w:t>
-      </w:r>
+        <w:t>!</w:t>
+      </w:r>
+      <w:proofErr w:type="spellStart"/>
+      <w:r>
+        <w:rPr>
+          <w:rFonts w:ascii="Arial" w:hAnsi="Arial" w:cs="Arial"/>
+          <w:b/>
+          <w:bCs/>
+          <w:sz w:val="24"/>
+          <w:szCs w:val="24"/>
+          <w:lang w:val="es-MX"/>
+        </w:rPr>
+        <w:t>RouterB</w:t>
+      </w:r>
+      <w:proofErr w:type="spellEnd"/>
     </w:p>
     <w:p>
       <w:pPr>
@@ -4388,6 +4634,7 @@
           <w:lang w:val="es-MX"/>
         </w:rPr>
       </w:pPr>
+      <w:proofErr w:type="spellStart"/>
       <w:r>
         <w:rPr>
           <w:rFonts w:ascii="Arial" w:hAnsi="Arial" w:cs="Arial"/>
@@ -4397,6 +4644,145 @@
           <w:szCs w:val="24"/>
           <w:lang w:val="es-MX"/>
         </w:rPr>
+        <w:t>access-list</w:t>
+      </w:r>
+      <w:proofErr w:type="spellEnd"/>
+      <w:r>
+        <w:rPr>
+          <w:rFonts w:ascii="Arial" w:hAnsi="Arial" w:cs="Arial"/>
+          <w:b/>
+          <w:bCs/>
+          <w:sz w:val="24"/>
+          <w:szCs w:val="24"/>
+          <w:lang w:val="es-MX"/>
+        </w:rPr>
+        <w:t xml:space="preserve"> 13</w:t>
+      </w:r>
+      <w:r>
+        <w:rPr>
+          <w:rFonts w:ascii="Arial" w:hAnsi="Arial" w:cs="Arial"/>
+          <w:b/>
+          <w:bCs/>
+          <w:sz w:val="24"/>
+          <w:szCs w:val="24"/>
+          <w:lang w:val="es-MX"/>
+        </w:rPr>
+        <w:t>0</w:t>
+      </w:r>
+      <w:r>
+        <w:rPr>
+          <w:rFonts w:ascii="Arial" w:hAnsi="Arial" w:cs="Arial"/>
+          <w:b/>
+          <w:bCs/>
+          <w:sz w:val="24"/>
+          <w:szCs w:val="24"/>
+          <w:lang w:val="es-MX"/>
+        </w:rPr>
+        <w:t xml:space="preserve"> </w:t>
+      </w:r>
+      <w:proofErr w:type="spellStart"/>
+      <w:r>
+        <w:rPr>
+          <w:rFonts w:ascii="Arial" w:hAnsi="Arial" w:cs="Arial"/>
+          <w:b/>
+          <w:bCs/>
+          <w:sz w:val="24"/>
+          <w:szCs w:val="24"/>
+          <w:lang w:val="es-MX"/>
+        </w:rPr>
+        <w:t>remark</w:t>
+      </w:r>
+      <w:proofErr w:type="spellEnd"/>
+      <w:r>
+        <w:rPr>
+          <w:rFonts w:ascii="Arial" w:hAnsi="Arial" w:cs="Arial"/>
+          <w:b/>
+          <w:bCs/>
+          <w:sz w:val="24"/>
+          <w:szCs w:val="24"/>
+          <w:lang w:val="es-MX"/>
+        </w:rPr>
+        <w:t xml:space="preserve"> Impedir </w:t>
+      </w:r>
+      <w:r>
+        <w:rPr>
+          <w:rFonts w:ascii="Arial" w:hAnsi="Arial" w:cs="Arial"/>
+          <w:b/>
+          <w:bCs/>
+          <w:sz w:val="24"/>
+          <w:szCs w:val="24"/>
+          <w:lang w:val="es-MX"/>
+        </w:rPr>
+        <w:t>Profesores</w:t>
+      </w:r>
+      <w:r>
+        <w:rPr>
+          <w:rFonts w:ascii="Arial" w:hAnsi="Arial" w:cs="Arial"/>
+          <w:b/>
+          <w:bCs/>
+          <w:sz w:val="24"/>
+          <w:szCs w:val="24"/>
+          <w:lang w:val="es-MX"/>
+        </w:rPr>
+        <w:t xml:space="preserve"> acceso a </w:t>
+      </w:r>
+      <w:proofErr w:type="gramStart"/>
+      <w:r>
+        <w:rPr>
+          <w:rFonts w:ascii="Arial" w:hAnsi="Arial" w:cs="Arial"/>
+          <w:b/>
+          <w:bCs/>
+          <w:sz w:val="24"/>
+          <w:szCs w:val="24"/>
+          <w:lang w:val="es-MX"/>
+        </w:rPr>
+        <w:t>Directores</w:t>
+      </w:r>
+      <w:proofErr w:type="gramEnd"/>
+      <w:r>
+        <w:rPr>
+          <w:rFonts w:ascii="Arial" w:hAnsi="Arial" w:cs="Arial"/>
+          <w:b/>
+          <w:bCs/>
+          <w:sz w:val="24"/>
+          <w:szCs w:val="24"/>
+          <w:lang w:val="es-MX"/>
+        </w:rPr>
+        <w:t xml:space="preserve"> y </w:t>
+      </w:r>
+      <w:r>
+        <w:rPr>
+          <w:rFonts w:ascii="Arial" w:hAnsi="Arial" w:cs="Arial"/>
+          <w:b/>
+          <w:bCs/>
+          <w:sz w:val="24"/>
+          <w:szCs w:val="24"/>
+          <w:lang w:val="es-MX"/>
+        </w:rPr>
+        <w:t>Servidores</w:t>
+      </w:r>
+    </w:p>
+    <w:p>
+      <w:pPr>
+        <w:ind w:left="360"/>
+        <w:rPr>
+          <w:rFonts w:ascii="Arial" w:hAnsi="Arial" w:cs="Arial"/>
+          <w:b/>
+          <w:bCs/>
+          <w:sz w:val="24"/>
+          <w:szCs w:val="24"/>
+          <w:lang w:val="en-US"/>
+        </w:rPr>
+      </w:pPr>
+      <w:r>
+        <w:rPr>
+          <w:rFonts w:ascii="Arial" w:hAnsi="Arial" w:cs="Arial"/>
+          <w:b/>
+          <w:bCs/>
+          <w:sz w:val="24"/>
+          <w:szCs w:val="24"/>
+          <w:lang w:val="en-US"/>
+        </w:rPr>
         <w:t>access-list 13</w:t>
       </w:r>
       <w:r>
@@ -4406,7 +4792,7 @@
           <w:bCs/>
           <w:sz w:val="24"/>
           <w:szCs w:val="24"/>
-          <w:lang w:val="es-MX"/>
+          <w:lang w:val="en-US"/>
         </w:rPr>
         <w:t>0</w:t>
       </w:r>
@@ -4417,42 +4803,55 @@
           <w:bCs/>
           <w:sz w:val="24"/>
           <w:szCs w:val="24"/>
-          <w:lang w:val="es-MX"/>
-        </w:rPr>
-        <w:t xml:space="preserve"> remark Impedir </w:t>
-      </w:r>
-      <w:r>
-        <w:rPr>
-          <w:rFonts w:ascii="Arial" w:hAnsi="Arial" w:cs="Arial"/>
-          <w:b/>
-          <w:bCs/>
-          <w:sz w:val="24"/>
-          <w:szCs w:val="24"/>
-          <w:lang w:val="es-MX"/>
-        </w:rPr>
-        <w:t>Profesores</w:t>
-      </w:r>
-      <w:r>
-        <w:rPr>
-          <w:rFonts w:ascii="Arial" w:hAnsi="Arial" w:cs="Arial"/>
-          <w:b/>
-          <w:bCs/>
-          <w:sz w:val="24"/>
-          <w:szCs w:val="24"/>
-          <w:lang w:val="es-MX"/>
-        </w:rPr>
-        <w:t xml:space="preserve"> acceso a Directores y </w:t>
-      </w:r>
-      <w:r>
-        <w:rPr>
-          <w:rFonts w:ascii="Arial" w:hAnsi="Arial" w:cs="Arial"/>
-          <w:b/>
-          <w:bCs/>
-          <w:sz w:val="24"/>
-          <w:szCs w:val="24"/>
-          <w:lang w:val="es-MX"/>
-        </w:rPr>
-        <w:t>Servidores</w:t>
+          <w:lang w:val="en-US"/>
+        </w:rPr>
+        <w:t xml:space="preserve"> deny </w:t>
+      </w:r>
+      <w:proofErr w:type="spellStart"/>
+      <w:r>
+        <w:rPr>
+          <w:rFonts w:ascii="Arial" w:hAnsi="Arial" w:cs="Arial"/>
+          <w:b/>
+          <w:bCs/>
+          <w:sz w:val="24"/>
+          <w:szCs w:val="24"/>
+          <w:lang w:val="en-US"/>
+        </w:rPr>
+        <w:t>ip</w:t>
+      </w:r>
+      <w:proofErr w:type="spellEnd"/>
+      <w:r>
+        <w:rPr>
+          <w:rFonts w:ascii="Arial" w:hAnsi="Arial" w:cs="Arial"/>
+          <w:b/>
+          <w:bCs/>
+          <w:sz w:val="24"/>
+          <w:szCs w:val="24"/>
+          <w:lang w:val="en-US"/>
+        </w:rPr>
+        <w:t xml:space="preserve"> 132.254.89.</w:t>
+      </w:r>
+      <w:r>
+        <w:rPr>
+          <w:rFonts w:ascii="Arial" w:hAnsi="Arial" w:cs="Arial"/>
+          <w:b/>
+          <w:bCs/>
+          <w:sz w:val="24"/>
+          <w:szCs w:val="24"/>
+          <w:lang w:val="en-US"/>
+        </w:rPr>
+        <w:t>232</w:t>
+      </w:r>
+      <w:r>
+        <w:rPr>
+          <w:rFonts w:ascii="Arial" w:hAnsi="Arial" w:cs="Arial"/>
+          <w:b/>
+          <w:bCs/>
+          <w:sz w:val="24"/>
+          <w:szCs w:val="24"/>
+          <w:lang w:val="en-US"/>
+        </w:rPr>
+        <w:t xml:space="preserve"> 0.0.0.7 132.254.89.192 0.0.0.31</w:t>
       </w:r>
     </w:p>
     <w:p>
@@ -4498,7 +4897,31 @@
           <w:szCs w:val="24"/>
           <w:lang w:val="en-US"/>
         </w:rPr>
-        <w:t xml:space="preserve"> deny ip 132.254.89.</w:t>
+        <w:t xml:space="preserve"> deny </w:t>
+      </w:r>
+      <w:proofErr w:type="spellStart"/>
+      <w:r>
+        <w:rPr>
+          <w:rFonts w:ascii="Arial" w:hAnsi="Arial" w:cs="Arial"/>
+          <w:b/>
+          <w:bCs/>
+          <w:sz w:val="24"/>
+          <w:szCs w:val="24"/>
+          <w:lang w:val="en-US"/>
+        </w:rPr>
+        <w:t>ip</w:t>
+      </w:r>
+      <w:proofErr w:type="spellEnd"/>
+      <w:r>
+        <w:rPr>
+          <w:rFonts w:ascii="Arial" w:hAnsi="Arial" w:cs="Arial"/>
+          <w:b/>
+          <w:bCs/>
+          <w:sz w:val="24"/>
+          <w:szCs w:val="24"/>
+          <w:lang w:val="en-US"/>
+        </w:rPr>
+        <w:t xml:space="preserve"> 132.254.89.</w:t>
       </w:r>
       <w:r>
         <w:rPr>
@@ -4520,7 +4943,40 @@
           <w:szCs w:val="24"/>
           <w:lang w:val="en-US"/>
         </w:rPr>
-        <w:t xml:space="preserve"> 0.0.0.7 132.254.89.192 0.0.0.31</w:t>
+        <w:t xml:space="preserve"> 0.0.0.7 132.254.89.</w:t>
+      </w:r>
+      <w:r>
+        <w:rPr>
+          <w:rFonts w:ascii="Arial" w:hAnsi="Arial" w:cs="Arial"/>
+          <w:b/>
+          <w:bCs/>
+          <w:sz w:val="24"/>
+          <w:szCs w:val="24"/>
+          <w:lang w:val="en-US"/>
+        </w:rPr>
+        <w:t>128</w:t>
+      </w:r>
+      <w:r>
+        <w:rPr>
+          <w:rFonts w:ascii="Arial" w:hAnsi="Arial" w:cs="Arial"/>
+          <w:b/>
+          <w:bCs/>
+          <w:sz w:val="24"/>
+          <w:szCs w:val="24"/>
+          <w:lang w:val="en-US"/>
+        </w:rPr>
+        <w:t xml:space="preserve"> 0.0.0.</w:t>
+      </w:r>
+      <w:r>
+        <w:rPr>
+          <w:rFonts w:ascii="Arial" w:hAnsi="Arial" w:cs="Arial"/>
+          <w:b/>
+          <w:bCs/>
+          <w:sz w:val="24"/>
+          <w:szCs w:val="24"/>
+          <w:lang w:val="en-US"/>
+        </w:rPr>
+        <w:t>63</w:t>
       </w:r>
     </w:p>
     <w:p>
@@ -4566,63 +5022,45 @@
           <w:szCs w:val="24"/>
           <w:lang w:val="en-US"/>
         </w:rPr>
-        <w:t xml:space="preserve"> deny ip 132.254.89.</w:t>
-      </w:r>
-      <w:r>
-        <w:rPr>
-          <w:rFonts w:ascii="Arial" w:hAnsi="Arial" w:cs="Arial"/>
-          <w:b/>
-          <w:bCs/>
-          <w:sz w:val="24"/>
-          <w:szCs w:val="24"/>
-          <w:lang w:val="en-US"/>
-        </w:rPr>
-        <w:t>232</w:t>
-      </w:r>
-      <w:r>
-        <w:rPr>
-          <w:rFonts w:ascii="Arial" w:hAnsi="Arial" w:cs="Arial"/>
-          <w:b/>
-          <w:bCs/>
-          <w:sz w:val="24"/>
-          <w:szCs w:val="24"/>
-          <w:lang w:val="en-US"/>
-        </w:rPr>
-        <w:t xml:space="preserve"> 0.0.0.7 132.254.89.</w:t>
-      </w:r>
-      <w:r>
-        <w:rPr>
-          <w:rFonts w:ascii="Arial" w:hAnsi="Arial" w:cs="Arial"/>
-          <w:b/>
-          <w:bCs/>
-          <w:sz w:val="24"/>
-          <w:szCs w:val="24"/>
-          <w:lang w:val="en-US"/>
-        </w:rPr>
-        <w:t>128</w:t>
-      </w:r>
-      <w:r>
-        <w:rPr>
-          <w:rFonts w:ascii="Arial" w:hAnsi="Arial" w:cs="Arial"/>
-          <w:b/>
-          <w:bCs/>
-          <w:sz w:val="24"/>
-          <w:szCs w:val="24"/>
-          <w:lang w:val="en-US"/>
-        </w:rPr>
-        <w:t xml:space="preserve"> 0.0.0.</w:t>
-      </w:r>
-      <w:r>
-        <w:rPr>
-          <w:rFonts w:ascii="Arial" w:hAnsi="Arial" w:cs="Arial"/>
-          <w:b/>
-          <w:bCs/>
-          <w:sz w:val="24"/>
-          <w:szCs w:val="24"/>
-          <w:lang w:val="en-US"/>
-        </w:rPr>
-        <w:t>63</w:t>
-      </w:r>
+        <w:t xml:space="preserve"> permit </w:t>
+      </w:r>
+      <w:proofErr w:type="spellStart"/>
+      <w:r>
+        <w:rPr>
+          <w:rFonts w:ascii="Arial" w:hAnsi="Arial" w:cs="Arial"/>
+          <w:b/>
+          <w:bCs/>
+          <w:sz w:val="24"/>
+          <w:szCs w:val="24"/>
+          <w:lang w:val="en-US"/>
+        </w:rPr>
+        <w:t>ip</w:t>
+      </w:r>
+      <w:proofErr w:type="spellEnd"/>
+      <w:r>
+        <w:rPr>
+          <w:rFonts w:ascii="Arial" w:hAnsi="Arial" w:cs="Arial"/>
+          <w:b/>
+          <w:bCs/>
+          <w:sz w:val="24"/>
+          <w:szCs w:val="24"/>
+          <w:lang w:val="en-US"/>
+        </w:rPr>
+        <w:t xml:space="preserve"> any </w:t>
+      </w:r>
+      <w:proofErr w:type="spellStart"/>
+      <w:r>
+        <w:rPr>
+          <w:rFonts w:ascii="Arial" w:hAnsi="Arial" w:cs="Arial"/>
+          <w:b/>
+          <w:bCs/>
+          <w:sz w:val="24"/>
+          <w:szCs w:val="24"/>
+          <w:lang w:val="en-US"/>
+        </w:rPr>
+        <w:t>any</w:t>
+      </w:r>
+      <w:proofErr w:type="spellEnd"/>
     </w:p>
     <w:p>
       <w:pPr>
@@ -4636,16 +5074,40 @@
           <w:lang w:val="en-US"/>
         </w:rPr>
       </w:pPr>
-      <w:r>
-        <w:rPr>
-          <w:rFonts w:ascii="Arial" w:hAnsi="Arial" w:cs="Arial"/>
-          <w:b/>
-          <w:bCs/>
-          <w:sz w:val="24"/>
-          <w:szCs w:val="24"/>
-          <w:lang w:val="en-US"/>
-        </w:rPr>
-        <w:t>access-list 13</w:t>
+    </w:p>
+    <w:p>
+      <w:pPr>
+        <w:ind w:left="360"/>
+        <w:rPr>
+          <w:rFonts w:ascii="Arial" w:hAnsi="Arial" w:cs="Arial"/>
+          <w:b/>
+          <w:bCs/>
+          <w:sz w:val="24"/>
+          <w:szCs w:val="24"/>
+          <w:lang w:val="en-US"/>
+        </w:rPr>
+      </w:pPr>
+      <w:r>
+        <w:rPr>
+          <w:rFonts w:ascii="Arial" w:hAnsi="Arial" w:cs="Arial"/>
+          <w:b/>
+          <w:bCs/>
+          <w:sz w:val="24"/>
+          <w:szCs w:val="24"/>
+          <w:lang w:val="en-US"/>
+        </w:rPr>
+        <w:t>int g0/1.</w:t>
+      </w:r>
+      <w:r>
+        <w:rPr>
+          <w:rFonts w:ascii="Arial" w:hAnsi="Arial" w:cs="Arial"/>
+          <w:b/>
+          <w:bCs/>
+          <w:sz w:val="24"/>
+          <w:szCs w:val="24"/>
+          <w:lang w:val="en-US"/>
+        </w:rPr>
+        <w:t>3</w:t>
       </w:r>
       <w:r>
         <w:rPr>
@@ -4658,17 +5120,6 @@
         </w:rPr>
         <w:t>0</w:t>
       </w:r>
-      <w:r>
-        <w:rPr>
-          <w:rFonts w:ascii="Arial" w:hAnsi="Arial" w:cs="Arial"/>
-          <w:b/>
-          <w:bCs/>
-          <w:sz w:val="24"/>
-          <w:szCs w:val="24"/>
-          <w:lang w:val="en-US"/>
-        </w:rPr>
-        <w:t xml:space="preserve"> permit ip any any</w:t>
-      </w:r>
     </w:p>
     <w:p>
       <w:pPr>
@@ -4682,75 +5133,29 @@
           <w:lang w:val="en-US"/>
         </w:rPr>
       </w:pPr>
-    </w:p>
-    <w:p>
-      <w:pPr>
-        <w:ind w:left="360"/>
-        <w:rPr>
-          <w:rFonts w:ascii="Arial" w:hAnsi="Arial" w:cs="Arial"/>
-          <w:b/>
-          <w:bCs/>
-          <w:sz w:val="24"/>
-          <w:szCs w:val="24"/>
-          <w:lang w:val="en-US"/>
-        </w:rPr>
-      </w:pPr>
-      <w:r>
-        <w:rPr>
-          <w:rFonts w:ascii="Arial" w:hAnsi="Arial" w:cs="Arial"/>
-          <w:b/>
-          <w:bCs/>
-          <w:sz w:val="24"/>
-          <w:szCs w:val="24"/>
-          <w:lang w:val="en-US"/>
-        </w:rPr>
-        <w:t>int g0/1.</w:t>
-      </w:r>
-      <w:r>
-        <w:rPr>
-          <w:rFonts w:ascii="Arial" w:hAnsi="Arial" w:cs="Arial"/>
-          <w:b/>
-          <w:bCs/>
-          <w:sz w:val="24"/>
-          <w:szCs w:val="24"/>
-          <w:lang w:val="en-US"/>
-        </w:rPr>
-        <w:t>3</w:t>
-      </w:r>
-      <w:r>
-        <w:rPr>
-          <w:rFonts w:ascii="Arial" w:hAnsi="Arial" w:cs="Arial"/>
-          <w:b/>
-          <w:bCs/>
-          <w:sz w:val="24"/>
-          <w:szCs w:val="24"/>
-          <w:lang w:val="en-US"/>
-        </w:rPr>
-        <w:t>0</w:t>
-      </w:r>
-    </w:p>
-    <w:p>
-      <w:pPr>
-        <w:ind w:left="360"/>
-        <w:rPr>
-          <w:rFonts w:ascii="Arial" w:hAnsi="Arial" w:cs="Arial"/>
-          <w:b/>
-          <w:bCs/>
-          <w:sz w:val="24"/>
-          <w:szCs w:val="24"/>
-          <w:lang w:val="en-US"/>
-        </w:rPr>
-      </w:pPr>
-      <w:r>
-        <w:rPr>
-          <w:rFonts w:ascii="Arial" w:hAnsi="Arial" w:cs="Arial"/>
-          <w:b/>
-          <w:bCs/>
-          <w:sz w:val="24"/>
-          <w:szCs w:val="24"/>
-          <w:lang w:val="en-US"/>
-        </w:rPr>
-        <w:t>ip access-group 13</w:t>
+      <w:proofErr w:type="spellStart"/>
+      <w:r>
+        <w:rPr>
+          <w:rFonts w:ascii="Arial" w:hAnsi="Arial" w:cs="Arial"/>
+          <w:b/>
+          <w:bCs/>
+          <w:sz w:val="24"/>
+          <w:szCs w:val="24"/>
+          <w:lang w:val="en-US"/>
+        </w:rPr>
+        <w:t>ip</w:t>
+      </w:r>
+      <w:proofErr w:type="spellEnd"/>
+      <w:r>
+        <w:rPr>
+          <w:rFonts w:ascii="Arial" w:hAnsi="Arial" w:cs="Arial"/>
+          <w:b/>
+          <w:bCs/>
+          <w:sz w:val="24"/>
+          <w:szCs w:val="24"/>
+          <w:lang w:val="en-US"/>
+        </w:rPr>
+        <w:t xml:space="preserve"> access-group 13</w:t>
       </w:r>
       <w:r>
         <w:rPr>
